--- a/ban_giao_dev/Kich_ban_Chuong_3.docx
+++ b/ban_giao_dev/Kich_ban_Chuong_3.docx
@@ -160,6 +160,11 @@
     </w:p>
     <w:p>
       <w:r>
+        <w:t xml:space="preserve">[SPRITE: Helena_Thoughtful]</w:t>
+      </w:r>
+    </w:p>
+    <w:p>
+      <w:r>
         <w:t xml:space="preserve">(Helena không đáp ngay. Bà nhìn cốc nước trước mặt mình.)</w:t>
       </w:r>
     </w:p>
@@ -175,6 +180,11 @@
     </w:p>
     <w:p>
       <w:r>
+        <w:t xml:space="preserve">[SPRITE: Helena_Neutral]</w:t>
+      </w:r>
+    </w:p>
+    <w:p>
+      <w:r>
         <w:t xml:space="preserve">(Bà mở cuốn sổ, xoay về phía anh. Mỗi dòng một ngày, một con số, một chữ ký "H.".)</w:t>
       </w:r>
     </w:p>
@@ -583,6 +593,11 @@
     </w:p>
     <w:p>
       <w:r>
+        <w:t xml:space="preserve">[SPRITE: Vane_Silent]</w:t>
+      </w:r>
+    </w:p>
+    <w:p>
+      <w:r>
         <w:t xml:space="preserve">(Ông ta im một lúc lâu.)</w:t>
       </w:r>
     </w:p>
@@ -616,6 +631,11 @@
     </w:p>
     <w:p>
       <w:r>
+        <w:t xml:space="preserve">[SPRITE: Vane_Neutral]</w:t>
+      </w:r>
+    </w:p>
+    <w:p>
+      <w:r>
         <w:t xml:space="preserve">Vane: "Tám hôm nay tối nào tôi cũng ghi lên trên hai chữ 'bình thường'. Tối nay thì tôi không ghi thế được nữa."</w:t>
       </w:r>
     </w:p>
@@ -707,6 +727,11 @@
     </w:p>
     <w:p>
       <w:r>
+        <w:t xml:space="preserve">[SPRITE: Vane_Silent]</w:t>
+      </w:r>
+    </w:p>
+    <w:p>
+      <w:r>
         <w:t xml:space="preserve">(Ông ta nhìn bàn tay sắt của mình một lúc lâu.)</w:t>
       </w:r>
     </w:p>
@@ -717,12 +742,55 @@
     </w:p>
     <w:p>
       <w:r>
+        <w:t xml:space="preserve">[SPRITE: Rian_Angry]</w:t>
+      </w:r>
+    </w:p>
+    <w:p>
+      <w:r>
+        <w:t xml:space="preserve">Rian: "Ông ghi là bình thường? Thế tám ngày nay trên đó tưởng bọn tôi ngừng tay vì cái gì?"</w:t>
+      </w:r>
+    </w:p>
+    <w:p>
+      <w:r>
+        <w:t xml:space="preserve">[SPRITE: Vane_Neutral]</w:t>
+      </w:r>
+    </w:p>
+    <w:p>
+      <w:r>
+        <w:t xml:space="preserve">Vane: "Trên đó chỉ biết là đai không lên. Họ mà biết thêm thì người xuống đây đã không phải tôi, và người ấy không đứng nói chuyện với bà ấy tám hôm đâu."</w:t>
+      </w:r>
+    </w:p>
+    <w:p>
+      <w:r>
         <w:t xml:space="preserve">[SPRITE: Rian_Neutral]</w:t>
       </w:r>
     </w:p>
     <w:p>
       <w:r>
-        <w:t xml:space="preserve">Rian: "Ông ghi là bình thường? Thế tám ngày nay trên đó tưởng bọn tôi ngừng tay vì cái gì?"</w:t>
+        <w:t xml:space="preserve">Vane: "Tối nay tôi ghi đúng cái tôi thấy: xưởng số 4 không đập, tổ trưởng không nhận thuốc. Sau đó là việc của trên, không còn là việc của tôi."</w:t>
+      </w:r>
+    </w:p>
+    <w:p>
+      <w:r>
+        <w:t xml:space="preserve">Mẹ: "Thì cậu cứ ghi. Ai xuống thì cũng phải tới trước cái ghế này, mà tôi thì vẫn ngồi đây."</w:t>
+      </w:r>
+    </w:p>
+    <w:p>
+      <w:r>
+        <w:t xml:space="preserve">[SPRITE: Vane_Silent]</w:t>
+      </w:r>
+    </w:p>
+    <w:p>
+      <w:pPr>
+        <w:ind w:left="560" w:hanging="280"/>
+      </w:pPr>
+      <w:r>
+        <w:t xml:space="preserve">• Nếu 5-B. Vane: "Hôm qua tôi cho lính vào, tôi tưởng thế là đủ để bà gật. Cả đêm chúng nó đứng đấy mà có ai chìa tay đâu."</w:t>
+      </w:r>
+    </w:p>
+    <w:p>
+      <w:r>
+        <w:t xml:space="preserve">Vane: "Tôi hết cách rồi, bà tổ trưởng. Tôi không giữ tay bà mà tiêm được, bà cũng biết thế."</w:t>
       </w:r>
     </w:p>
     <w:p>
@@ -732,34 +800,6 @@
     </w:p>
     <w:p>
       <w:r>
-        <w:t xml:space="preserve">Vane: "Trên đó chỉ biết là đai không lên. Họ mà biết thêm thì người xuống đây đã không phải tôi, và người ấy không đứng nói chuyện với bà ấy tám hôm đâu."</w:t>
-      </w:r>
-    </w:p>
-    <w:p>
-      <w:r>
-        <w:t xml:space="preserve">Vane: "Tối nay tôi ghi đúng cái tôi thấy: xưởng số 4 không đập, tổ trưởng không nhận thuốc. Sau đó là việc của trên, không còn là việc của tôi."</w:t>
-      </w:r>
-    </w:p>
-    <w:p>
-      <w:r>
-        <w:t xml:space="preserve">Mẹ: "Thì cậu cứ ghi. Ai xuống thì cũng phải tới trước cái ghế này, mà tôi thì vẫn ngồi đây."</w:t>
-      </w:r>
-    </w:p>
-    <w:p>
-      <w:pPr>
-        <w:ind w:left="560" w:hanging="280"/>
-      </w:pPr>
-      <w:r>
-        <w:t xml:space="preserve">• Nếu 5-B. Vane: "Hôm qua tôi cho lính vào, tôi tưởng thế là đủ để bà gật. Cả đêm chúng nó đứng đấy mà có ai chìa tay đâu."</w:t>
-      </w:r>
-    </w:p>
-    <w:p>
-      <w:r>
-        <w:t xml:space="preserve">Vane: "Tôi hết cách rồi, bà tổ trưởng. Tôi không giữ tay bà mà tiêm được, bà cũng biết thế."</w:t>
-      </w:r>
-    </w:p>
-    <w:p>
-      <w:r>
         <w:t xml:space="preserve">(Ông ta quay ra. Tới chỗ Kael thì dừng.)</w:t>
       </w:r>
     </w:p>
@@ -785,6 +825,11 @@
     </w:p>
     <w:p>
       <w:r>
+        <w:t xml:space="preserve">[SPRITE: Vane tắt]</w:t>
+      </w:r>
+    </w:p>
+    <w:p>
+      <w:r>
         <w:t xml:space="preserve">Mẹ: "Con nghe cả rồi đấy."</w:t>
       </w:r>
     </w:p>
@@ -873,6 +918,11 @@
     </w:p>
     <w:p>
       <w:r>
+        <w:t xml:space="preserve">[SPRITE: Me_LookAway]</w:t>
+      </w:r>
+    </w:p>
+    <w:p>
+      <w:r>
         <w:t xml:space="preserve">(Mẹ không ngẩng lên.)</w:t>
       </w:r>
     </w:p>
@@ -1358,6 +1408,11 @@
     </w:p>
     <w:p>
       <w:r>
+        <w:t xml:space="preserve">[SPRITE: Doran tắt]</w:t>
+      </w:r>
+    </w:p>
+    <w:p>
+      <w:r>
         <w:t xml:space="preserve">(Kael cắm thiết bị cổ tay vào cổng đăng nhập. Lô 4.414 đang chờ, chưa ai đụng tới.)</w:t>
       </w:r>
     </w:p>
@@ -2805,6 +2860,14 @@
       </w:r>
     </w:p>
     <w:p>
+      <w:pPr>
+        <w:ind w:left="560" w:hanging="280"/>
+      </w:pPr>
+      <w:r>
+        <w:t xml:space="preserve">• Nếu bản dưới. [SPRITE: Veritas_Serious]</w:t>
+      </w:r>
+    </w:p>
+    <w:p>
       <w:r>
         <w:t xml:space="preserve">(Veritas thôi đùa.)</w:t>
       </w:r>
@@ -2863,6 +2926,14 @@
       </w:r>
     </w:p>
     <w:p>
+      <w:pPr>
+        <w:ind w:left="560" w:hanging="280"/>
+      </w:pPr>
+      <w:r>
+        <w:t xml:space="preserve">• Nếu bản dưới. [SPRITE: Veritas_Hologram]</w:t>
+      </w:r>
+    </w:p>
+    <w:p>
       <w:r>
         <w:t xml:space="preserve">[GIEO: dòng về cái cửa, Chương 5]</w:t>
       </w:r>
@@ -3933,6 +4004,11 @@
     </w:p>
     <w:p>
       <w:r>
+        <w:t xml:space="preserve">[SPRITE: Helena_Thoughtful]</w:t>
+      </w:r>
+    </w:p>
+    <w:p>
+      <w:r>
         <w:t xml:space="preserve">(Bà nhìn trang sổ, rồi nhìn hai cột chữ trên bàn.)</w:t>
       </w:r>
     </w:p>
@@ -3987,6 +4063,11 @@
     </w:p>
     <w:p>
       <w:r>
+        <w:t xml:space="preserve">[SPRITE: Helena_Neutral]</w:t>
+      </w:r>
+    </w:p>
+    <w:p>
+      <w:r>
         <w:t xml:space="preserve">Helena: "Mấy điều ấy tôi không biết thật. Nhưng cậu cũng không thể biết được, Kael."</w:t>
       </w:r>
     </w:p>
@@ -4160,10 +4241,20 @@
     </w:p>
     <w:p>
       <w:r>
+        <w:t xml:space="preserve">[SPRITE: Helena_Angry]</w:t>
+      </w:r>
+    </w:p>
+    <w:p>
+      <w:r>
         <w:t xml:space="preserve">Helena: "Hôm nay tôi không báo. Nhưng tôi sẽ không quên là cậu vừa đặt tôi vào chỗ ấy đâu, Kael."</w:t>
       </w:r>
     </w:p>
     <w:p>
+      <w:r>
+        <w:t xml:space="preserve">[SPRITE: Helena_Neutral]</w:t>
+      </w:r>
+    </w:p>
+    <w:p>
       <w:pPr>
         <w:ind w:left="560" w:hanging="280"/>
       </w:pPr>
@@ -4396,6 +4487,11 @@
     </w:p>
     <w:p>
       <w:r>
+        <w:t xml:space="preserve">[SPRITE: Vane_Silent]</w:t>
+      </w:r>
+    </w:p>
+    <w:p>
+      <w:r>
         <w:t xml:space="preserve">(Vane nhìn hai cột chữ. Rồi nhìn bàn tay sắt của mình.)</w:t>
       </w:r>
     </w:p>
@@ -4452,6 +4548,11 @@
     <w:p>
       <w:r>
         <w:t xml:space="preserve">[BGM: BGM03_Heavy_Industrial]</w:t>
+      </w:r>
+    </w:p>
+    <w:p>
+      <w:r>
+        <w:t xml:space="preserve">[SPRITE: Vane_Neutral]</w:t>
       </w:r>
     </w:p>
     <w:p>
